--- a/documents/resumes/Mendelson resume 5 nov 2025 - teaching.docx
+++ b/documents/resumes/Mendelson resume 5 nov 2025 - teaching.docx
@@ -73,15 +73,7 @@
                 <w:sz w:val="24"/>
                 <w:szCs w:val="24"/>
               </w:rPr>
-              <w:t xml:space="preserve">MS </w:t>
-            </w:r>
-            <w:r>
-              <w:rPr>
-                <w:rFonts w:ascii="Times New Roman" w:hAnsi="Times New Roman" w:cs="Times New Roman"/>
-                <w:sz w:val="24"/>
-                <w:szCs w:val="24"/>
-              </w:rPr>
-              <w:t>Student</w:t>
+              <w:t>Science Communicator</w:t>
             </w:r>
           </w:p>
           <w:p>
@@ -177,51 +169,6 @@
         </w:pBdr>
         <w:spacing w:before="240" w:after="240" w:line="240" w:lineRule="auto"/>
         <w:rPr>
-          <w:color w:val="000000" w:themeColor="text1"/>
-          <w:sz w:val="24"/>
-          <w:szCs w:val="24"/>
-        </w:rPr>
-      </w:pPr>
-      <w:r>
-        <w:rPr>
-          <w:color w:val="000000" w:themeColor="text1"/>
-          <w:sz w:val="24"/>
-          <w:szCs w:val="24"/>
-        </w:rPr>
-        <w:t>An e</w:t>
-      </w:r>
-      <w:r>
-        <w:rPr>
-          <w:color w:val="000000" w:themeColor="text1"/>
-          <w:sz w:val="24"/>
-          <w:szCs w:val="24"/>
-        </w:rPr>
-        <w:t>nthusiastic educator dedicated to student mastery and professional excellence</w:t>
-      </w:r>
-      <w:r>
-        <w:rPr>
-          <w:color w:val="000000" w:themeColor="text1"/>
-          <w:sz w:val="24"/>
-          <w:szCs w:val="24"/>
-        </w:rPr>
-        <w:t xml:space="preserve"> with a passion for inclusivity</w:t>
-      </w:r>
-      <w:r>
-        <w:rPr>
-          <w:color w:val="000000" w:themeColor="text1"/>
-          <w:sz w:val="24"/>
-          <w:szCs w:val="24"/>
-        </w:rPr>
-        <w:t>, aiming to empower and elevate future generations by teaching critical thinking through the medium of the life sciences.</w:t>
-      </w:r>
-    </w:p>
-    <w:p>
-      <w:pPr>
-        <w:pBdr>
-          <w:bottom w:val="single" w:sz="4" w:space="1" w:color="auto"/>
-        </w:pBdr>
-        <w:spacing w:before="240" w:after="240" w:line="240" w:lineRule="auto"/>
-        <w:rPr>
           <w:rFonts w:ascii="Avenir Next LT Pro" w:hAnsi="Avenir Next LT Pro"/>
           <w:color w:val="3A7C22" w:themeColor="accent6" w:themeShade="BF"/>
           <w:sz w:val="32"/>
@@ -246,76 +193,82 @@
         </w:tabs>
         <w:spacing w:after="120" w:line="240" w:lineRule="auto"/>
         <w:ind w:left="562" w:hanging="562"/>
+      </w:pPr>
+      <w:r>
+        <w:rPr>
+          <w:rFonts w:cs="Times New Roman"/>
+          <w:b/>
+          <w:bCs/>
+          <w:sz w:val="24"/>
+          <w:szCs w:val="24"/>
+        </w:rPr>
+        <w:t>Teaching Associate</w:t>
+      </w:r>
+      <w:r>
+        <w:rPr>
+          <w:rFonts w:cs="Times New Roman"/>
+          <w:sz w:val="24"/>
+          <w:szCs w:val="24"/>
+        </w:rPr>
+        <w:t xml:space="preserve">, </w:t>
+      </w:r>
+      <w:r>
+        <w:rPr>
+          <w:rFonts w:cs="Times New Roman"/>
+        </w:rPr>
+        <w:t>instructor of record | California State University, Northridge</w:t>
+      </w:r>
+      <w:r>
+        <w:rPr>
+          <w:rFonts w:cs="Times New Roman"/>
+          <w:sz w:val="24"/>
+          <w:szCs w:val="24"/>
+        </w:rPr>
+        <w:tab/>
+        <w:t>2023</w:t>
+      </w:r>
+      <w:r>
+        <w:rPr>
+          <w:rFonts w:cs="Times New Roman"/>
+        </w:rPr>
+        <w:t>–</w:t>
+      </w:r>
+      <w:r>
+        <w:rPr>
+          <w:rFonts w:cs="Times New Roman"/>
+          <w:sz w:val="24"/>
+          <w:szCs w:val="24"/>
+        </w:rPr>
+        <w:t>present</w:t>
+      </w:r>
+      <w:r>
         <w:rPr>
           <w:rFonts w:cs="Times New Roman"/>
           <w:i/>
           <w:iCs/>
         </w:rPr>
-      </w:pPr>
-      <w:r>
-        <w:rPr>
-          <w:rFonts w:cs="Times New Roman"/>
-          <w:b/>
-          <w:bCs/>
-          <w:sz w:val="24"/>
-          <w:szCs w:val="24"/>
-        </w:rPr>
-        <w:t>Teaching Associate</w:t>
-      </w:r>
-      <w:r>
-        <w:rPr>
-          <w:rFonts w:cs="Times New Roman"/>
-          <w:sz w:val="24"/>
-          <w:szCs w:val="24"/>
-        </w:rPr>
-        <w:t xml:space="preserve">, </w:t>
-      </w:r>
-      <w:r>
-        <w:rPr>
-          <w:rFonts w:cs="Times New Roman"/>
-        </w:rPr>
-        <w:t>instructor of record | California State University, Northridge</w:t>
-      </w:r>
-      <w:r>
-        <w:rPr>
-          <w:rFonts w:cs="Times New Roman"/>
-          <w:sz w:val="24"/>
-          <w:szCs w:val="24"/>
-        </w:rPr>
-        <w:tab/>
-        <w:t>2023</w:t>
-      </w:r>
-      <w:r>
-        <w:rPr>
-          <w:rFonts w:cs="Times New Roman"/>
-        </w:rPr>
-        <w:t>–</w:t>
-      </w:r>
-      <w:r>
-        <w:rPr>
-          <w:rFonts w:cs="Times New Roman"/>
-          <w:sz w:val="24"/>
-          <w:szCs w:val="24"/>
-        </w:rPr>
-        <w:t>2025</w:t>
-      </w:r>
-      <w:r>
-        <w:rPr>
-          <w:rFonts w:cs="Times New Roman"/>
-          <w:i/>
-          <w:iCs/>
-        </w:rPr>
         <w:br/>
       </w:r>
       <w:r>
-        <w:t>Taught introductory biology lab courses for majors and non-majors</w:t>
-      </w:r>
-      <w:r>
-        <w:t xml:space="preserve"> (&gt;20 sections total)</w:t>
+        <w:t>Taught introductory biology lab courses for majors and non-</w:t>
+      </w:r>
+      <w:r>
+        <w:t>majors</w:t>
       </w:r>
       <w:r>
         <w:br/>
-        <w:t>Topics: cell biology, microbiology, evolution, ecology, conservation, phylogenetics</w:t>
+      </w:r>
+      <w:r>
+        <w:t>Courses</w:t>
+      </w:r>
+      <w:r>
+        <w:t xml:space="preserve">: </w:t>
+      </w:r>
+      <w:r>
+        <w:t>BIOL 101L, 106L, 107L</w:t>
+      </w:r>
+      <w:r>
+        <w:t xml:space="preserve"> (total of 22 sections)</w:t>
       </w:r>
       <w:r>
         <w:br/>
@@ -331,16 +284,19 @@
         <w:tab/>
         <w:t>Mentored students in scientific literacy and communication</w:t>
       </w:r>
+      <w:r>
+        <w:br/>
+        <w:t>Held regular office hours</w:t>
+      </w:r>
     </w:p>
     <w:p>
       <w:pPr>
         <w:tabs>
           <w:tab w:val="left" w:pos="567"/>
-          <w:tab w:val="left" w:pos="720"/>
           <w:tab w:val="right" w:pos="9360"/>
         </w:tabs>
         <w:spacing w:after="120" w:line="240" w:lineRule="auto"/>
-        <w:ind w:left="720" w:hanging="720"/>
+        <w:ind w:left="562" w:hanging="562"/>
         <w:rPr>
           <w:rFonts w:cs="Times New Roman"/>
           <w:i/>
@@ -355,27 +311,7 @@
           <w:sz w:val="24"/>
           <w:szCs w:val="24"/>
         </w:rPr>
-        <w:t>Graduate</w:t>
-      </w:r>
-      <w:r>
-        <w:rPr>
-          <w:rFonts w:cs="Times New Roman"/>
-          <w:b/>
-          <w:bCs/>
-          <w:sz w:val="24"/>
-          <w:szCs w:val="24"/>
-        </w:rPr>
-        <w:t xml:space="preserve"> Ass</w:t>
-      </w:r>
-      <w:r>
-        <w:rPr>
-          <w:rFonts w:cs="Times New Roman"/>
-          <w:b/>
-          <w:bCs/>
-          <w:sz w:val="24"/>
-          <w:szCs w:val="24"/>
-        </w:rPr>
-        <w:t>istant, Statistics</w:t>
+        <w:t>Peer Learning Facilitator</w:t>
       </w:r>
       <w:r>
         <w:rPr>
@@ -398,14 +334,15 @@
           <w:szCs w:val="24"/>
         </w:rPr>
         <w:tab/>
-      </w:r>
-      <w:r>
-        <w:rPr>
-          <w:rFonts w:cs="Times New Roman"/>
-          <w:sz w:val="24"/>
-          <w:szCs w:val="24"/>
-        </w:rPr>
-        <w:t>2025</w:t>
+        <w:t>202</w:t>
+      </w:r>
+      <w:r>
+        <w:rPr>
+          <w:rFonts w:cs="Times New Roman"/>
+          <w:sz w:val="24"/>
+          <w:szCs w:val="24"/>
+        </w:rPr>
+        <w:t>5</w:t>
       </w:r>
       <w:r>
         <w:rPr>
@@ -419,7 +356,7 @@
           <w:sz w:val="24"/>
           <w:szCs w:val="24"/>
         </w:rPr>
-        <w:t>2025</w:t>
+        <w:t>present</w:t>
       </w:r>
       <w:r>
         <w:rPr>
@@ -430,6 +367,131 @@
         <w:br/>
       </w:r>
       <w:r>
+        <w:t>Lead supplementary workshops for BIOL 106 lecture students</w:t>
+      </w:r>
+      <w:r>
+        <w:br/>
+      </w:r>
+      <w:r>
+        <w:t>Observed 2 semesters of BIOL 106 lecture</w:t>
+      </w:r>
+      <w:r>
+        <w:br/>
+      </w:r>
+      <w:r>
+        <w:tab/>
+      </w:r>
+      <w:r>
+        <w:t>Produced extra practice material and self-assessment tools</w:t>
+      </w:r>
+      <w:r>
+        <w:br/>
+      </w:r>
+      <w:r>
+        <w:tab/>
+      </w:r>
+      <w:r>
+        <w:t>Held office hours outside of normal workshops</w:t>
+      </w:r>
+    </w:p>
+    <w:p>
+      <w:pPr>
+        <w:tabs>
+          <w:tab w:val="left" w:pos="426"/>
+          <w:tab w:val="left" w:pos="567"/>
+          <w:tab w:val="right" w:pos="9360"/>
+        </w:tabs>
+        <w:spacing w:after="120" w:line="240" w:lineRule="auto"/>
+        <w:ind w:left="567" w:hanging="567"/>
+        <w:rPr>
+          <w:rFonts w:cs="Times New Roman"/>
+          <w:i/>
+          <w:iCs/>
+        </w:rPr>
+      </w:pPr>
+      <w:r>
+        <w:rPr>
+          <w:rFonts w:cs="Times New Roman"/>
+          <w:b/>
+          <w:bCs/>
+          <w:sz w:val="24"/>
+          <w:szCs w:val="24"/>
+        </w:rPr>
+        <w:t>Graduate</w:t>
+      </w:r>
+      <w:r>
+        <w:rPr>
+          <w:rFonts w:cs="Times New Roman"/>
+          <w:b/>
+          <w:bCs/>
+          <w:sz w:val="24"/>
+          <w:szCs w:val="24"/>
+        </w:rPr>
+        <w:t xml:space="preserve"> Ass</w:t>
+      </w:r>
+      <w:r>
+        <w:rPr>
+          <w:rFonts w:cs="Times New Roman"/>
+          <w:b/>
+          <w:bCs/>
+          <w:sz w:val="24"/>
+          <w:szCs w:val="24"/>
+        </w:rPr>
+        <w:t>istant, Statistics</w:t>
+      </w:r>
+      <w:r>
+        <w:rPr>
+          <w:rFonts w:cs="Times New Roman"/>
+          <w:sz w:val="24"/>
+          <w:szCs w:val="24"/>
+        </w:rPr>
+        <w:t xml:space="preserve"> </w:t>
+      </w:r>
+      <w:r>
+        <w:rPr>
+          <w:rFonts w:cs="Times New Roman"/>
+        </w:rPr>
+        <w:t>| California State University, Northridge</w:t>
+      </w:r>
+      <w:r>
+        <w:rPr>
+          <w:rFonts w:cs="Times New Roman"/>
+          <w:sz w:val="24"/>
+          <w:szCs w:val="24"/>
+        </w:rPr>
+        <w:tab/>
+      </w:r>
+      <w:r>
+        <w:rPr>
+          <w:rFonts w:cs="Times New Roman"/>
+          <w:sz w:val="24"/>
+          <w:szCs w:val="24"/>
+        </w:rPr>
+        <w:t>2025</w:t>
+      </w:r>
+      <w:r>
+        <w:rPr>
+          <w:rFonts w:cs="Times New Roman"/>
+        </w:rPr>
+        <w:t>–</w:t>
+      </w:r>
+      <w:r>
+        <w:rPr>
+          <w:rFonts w:cs="Times New Roman"/>
+          <w:sz w:val="24"/>
+          <w:szCs w:val="24"/>
+        </w:rPr>
+        <w:t>2025</w:t>
+      </w:r>
+      <w:r>
+        <w:rPr>
+          <w:rFonts w:cs="Times New Roman"/>
+          <w:i/>
+          <w:iCs/>
+        </w:rPr>
+        <w:br/>
+      </w:r>
+      <w:r>
         <w:t>Assistant to the instructor for Biometry, a graduate-level bio-statistics course</w:t>
       </w:r>
       <w:r>
@@ -446,11 +508,117 @@
     <w:p>
       <w:pPr>
         <w:tabs>
-          <w:tab w:val="left" w:pos="720"/>
+          <w:tab w:val="left" w:pos="567"/>
           <w:tab w:val="right" w:pos="9360"/>
         </w:tabs>
         <w:rPr>
           <w:rFonts w:cs="Times New Roman"/>
+          <w:sz w:val="24"/>
+          <w:szCs w:val="24"/>
+        </w:rPr>
+      </w:pPr>
+      <w:r>
+        <w:rPr>
+          <w:rFonts w:cs="Times New Roman"/>
+          <w:b/>
+          <w:bCs/>
+          <w:sz w:val="24"/>
+          <w:szCs w:val="24"/>
+        </w:rPr>
+        <w:t>Restoration Intern</w:t>
+      </w:r>
+      <w:r>
+        <w:rPr>
+          <w:rFonts w:cs="Times New Roman"/>
+          <w:sz w:val="24"/>
+          <w:szCs w:val="24"/>
+        </w:rPr>
+        <w:t xml:space="preserve"> | </w:t>
+      </w:r>
+      <w:r>
+        <w:rPr>
+          <w:rFonts w:cs="Times New Roman"/>
+        </w:rPr>
+        <w:t>Tidal influence, LLC</w:t>
+      </w:r>
+      <w:r>
+        <w:rPr>
+          <w:rFonts w:cs="Times New Roman"/>
+        </w:rPr>
+        <w:tab/>
+      </w:r>
+      <w:r>
+        <w:rPr>
+          <w:rFonts w:cs="Times New Roman"/>
+          <w:sz w:val="24"/>
+          <w:szCs w:val="24"/>
+        </w:rPr>
+        <w:t>2023</w:t>
+      </w:r>
+      <w:r>
+        <w:rPr>
+          <w:rFonts w:cs="Times New Roman"/>
+        </w:rPr>
+        <w:t>–</w:t>
+      </w:r>
+      <w:r>
+        <w:rPr>
+          <w:rFonts w:cs="Times New Roman"/>
+          <w:sz w:val="24"/>
+          <w:szCs w:val="24"/>
+        </w:rPr>
+        <w:t>2023</w:t>
+      </w:r>
+      <w:r>
+        <w:rPr>
+          <w:rFonts w:cs="Times New Roman"/>
+          <w:sz w:val="24"/>
+          <w:szCs w:val="24"/>
+        </w:rPr>
+        <w:br/>
+      </w:r>
+      <w:r>
+        <w:rPr>
+          <w:rFonts w:cs="Times New Roman"/>
+          <w:sz w:val="24"/>
+          <w:szCs w:val="24"/>
+        </w:rPr>
+        <w:tab/>
+      </w:r>
+      <w:r>
+        <w:rPr>
+          <w:rFonts w:cs="Times New Roman"/>
+        </w:rPr>
+        <w:t xml:space="preserve">Served as an educator for K-12 field trips to a costal marsh reserve </w:t>
+      </w:r>
+      <w:r>
+        <w:rPr>
+          <w:rFonts w:cs="Times New Roman"/>
+        </w:rPr>
+        <w:br/>
+      </w:r>
+      <w:r>
+        <w:rPr>
+          <w:rFonts w:cs="Times New Roman"/>
+        </w:rPr>
+        <w:tab/>
+        <w:t>Engaged with the public and volunteer groups</w:t>
+      </w:r>
+      <w:r>
+        <w:rPr>
+          <w:rFonts w:cs="Times New Roman"/>
+        </w:rPr>
+        <w:t xml:space="preserve"> to educate and promote conservation</w:t>
+      </w:r>
+    </w:p>
+    <w:p>
+      <w:pPr>
+        <w:tabs>
+          <w:tab w:val="left" w:pos="567"/>
+          <w:tab w:val="right" w:pos="9360"/>
+        </w:tabs>
+        <w:rPr>
+          <w:rFonts w:cs="Times New Roman"/>
         </w:rPr>
       </w:pPr>
       <w:r>
@@ -528,112 +696,6 @@
         </w:rPr>
         <w:tab/>
         <w:t>Taught foundational ecology concepts to K-12 students during campus visits</w:t>
-      </w:r>
-    </w:p>
-    <w:p>
-      <w:pPr>
-        <w:tabs>
-          <w:tab w:val="left" w:pos="720"/>
-          <w:tab w:val="right" w:pos="9360"/>
-        </w:tabs>
-        <w:rPr>
-          <w:rFonts w:cs="Times New Roman"/>
-          <w:sz w:val="24"/>
-          <w:szCs w:val="24"/>
-        </w:rPr>
-      </w:pPr>
-      <w:r>
-        <w:rPr>
-          <w:rFonts w:cs="Times New Roman"/>
-          <w:b/>
-          <w:bCs/>
-          <w:sz w:val="24"/>
-          <w:szCs w:val="24"/>
-        </w:rPr>
-        <w:t>Restoration Intern</w:t>
-      </w:r>
-      <w:r>
-        <w:rPr>
-          <w:rFonts w:cs="Times New Roman"/>
-          <w:sz w:val="24"/>
-          <w:szCs w:val="24"/>
-        </w:rPr>
-        <w:t xml:space="preserve"> | </w:t>
-      </w:r>
-      <w:r>
-        <w:rPr>
-          <w:rFonts w:cs="Times New Roman"/>
-        </w:rPr>
-        <w:t>Tidal influence, LLC</w:t>
-      </w:r>
-      <w:r>
-        <w:rPr>
-          <w:rFonts w:cs="Times New Roman"/>
-        </w:rPr>
-        <w:tab/>
-      </w:r>
-      <w:r>
-        <w:rPr>
-          <w:rFonts w:cs="Times New Roman"/>
-          <w:sz w:val="24"/>
-          <w:szCs w:val="24"/>
-        </w:rPr>
-        <w:t>2023</w:t>
-      </w:r>
-      <w:r>
-        <w:rPr>
-          <w:rFonts w:cs="Times New Roman"/>
-        </w:rPr>
-        <w:t>–</w:t>
-      </w:r>
-      <w:r>
-        <w:rPr>
-          <w:rFonts w:cs="Times New Roman"/>
-          <w:sz w:val="24"/>
-          <w:szCs w:val="24"/>
-        </w:rPr>
-        <w:t>2023</w:t>
-      </w:r>
-      <w:r>
-        <w:rPr>
-          <w:rFonts w:cs="Times New Roman"/>
-          <w:sz w:val="24"/>
-          <w:szCs w:val="24"/>
-        </w:rPr>
-        <w:br/>
-      </w:r>
-      <w:r>
-        <w:rPr>
-          <w:rFonts w:cs="Times New Roman"/>
-          <w:sz w:val="24"/>
-          <w:szCs w:val="24"/>
-        </w:rPr>
-        <w:tab/>
-      </w:r>
-      <w:r>
-        <w:rPr>
-          <w:rFonts w:cs="Times New Roman"/>
-        </w:rPr>
-        <w:t xml:space="preserve">Served as an educator for K-12 field trips to a costal marsh reserve </w:t>
-      </w:r>
-      <w:r>
-        <w:rPr>
-          <w:rFonts w:cs="Times New Roman"/>
-        </w:rPr>
-        <w:br/>
-      </w:r>
-      <w:r>
-        <w:rPr>
-          <w:rFonts w:cs="Times New Roman"/>
-        </w:rPr>
-        <w:tab/>
-        <w:t>Engaged with the public and volunteer groups</w:t>
-      </w:r>
-      <w:r>
-        <w:rPr>
-          <w:rFonts w:cs="Times New Roman"/>
-        </w:rPr>
-        <w:t xml:space="preserve"> to educate and promote conservation</w:t>
       </w:r>
     </w:p>
     <w:p>
@@ -706,7 +768,23 @@
           <w:sz w:val="24"/>
           <w:szCs w:val="24"/>
         </w:rPr>
-        <w:t xml:space="preserve">Expected Spring </w:t>
+        <w:t xml:space="preserve">Expected </w:t>
+      </w:r>
+      <w:r>
+        <w:rPr>
+          <w:rFonts w:cs="Times New Roman"/>
+          <w:sz w:val="24"/>
+          <w:szCs w:val="24"/>
+        </w:rPr>
+        <w:t>June</w:t>
+      </w:r>
+      <w:r>
+        <w:rPr>
+          <w:rFonts w:cs="Times New Roman"/>
+          <w:sz w:val="24"/>
+          <w:szCs w:val="24"/>
+        </w:rPr>
+        <w:t xml:space="preserve"> </w:t>
       </w:r>
       <w:r>
         <w:rPr>
@@ -797,7 +875,7 @@
           <w:sz w:val="32"/>
           <w:szCs w:val="32"/>
         </w:rPr>
-        <w:t>Relevant Experience</w:t>
+        <w:t>Professional Training</w:t>
       </w:r>
     </w:p>
     <w:p>
@@ -917,6 +995,569 @@
       <w:r>
         <w:t>Developed extensive toolset of pedagogical practices and equitable course design</w:t>
       </w:r>
+    </w:p>
+    <w:p>
+      <w:pPr>
+        <w:pBdr>
+          <w:bottom w:val="single" w:sz="6" w:space="1" w:color="auto"/>
+        </w:pBdr>
+        <w:tabs>
+          <w:tab w:val="left" w:pos="720"/>
+          <w:tab w:val="right" w:pos="9360"/>
+        </w:tabs>
+        <w:ind w:left="720" w:hanging="720"/>
+        <w:rPr>
+          <w:rFonts w:ascii="Avenir Next LT Pro" w:hAnsi="Avenir Next LT Pro"/>
+          <w:color w:val="3A7C22" w:themeColor="accent6" w:themeShade="BF"/>
+          <w:sz w:val="32"/>
+          <w:szCs w:val="32"/>
+        </w:rPr>
+      </w:pPr>
+      <w:r>
+        <w:rPr>
+          <w:rFonts w:ascii="Avenir Next LT Pro" w:hAnsi="Avenir Next LT Pro"/>
+          <w:color w:val="3A7C22" w:themeColor="accent6" w:themeShade="BF"/>
+          <w:sz w:val="32"/>
+          <w:szCs w:val="32"/>
+        </w:rPr>
+        <w:lastRenderedPageBreak/>
+        <w:t>Service</w:t>
+      </w:r>
+    </w:p>
+    <w:p>
+      <w:pPr>
+        <w:tabs>
+          <w:tab w:val="left" w:pos="720"/>
+          <w:tab w:val="right" w:pos="9360"/>
+        </w:tabs>
+        <w:ind w:left="720" w:hanging="720"/>
+      </w:pPr>
+      <w:r>
+        <w:rPr>
+          <w:b/>
+          <w:bCs/>
+          <w:sz w:val="24"/>
+          <w:szCs w:val="24"/>
+        </w:rPr>
+        <w:t>Ecology Meets Mosaics</w:t>
+      </w:r>
+      <w:r>
+        <w:rPr>
+          <w:sz w:val="24"/>
+          <w:szCs w:val="24"/>
+        </w:rPr>
+        <w:t xml:space="preserve"> | </w:t>
+      </w:r>
+      <w:r>
+        <w:t>Crafted at the Port of Los Angeles</w:t>
+      </w:r>
+      <w:r>
+        <w:rPr>
+          <w:sz w:val="24"/>
+          <w:szCs w:val="24"/>
+        </w:rPr>
+        <w:tab/>
+        <w:t>2026</w:t>
+      </w:r>
+      <w:r>
+        <w:rPr>
+          <w:sz w:val="24"/>
+          <w:szCs w:val="24"/>
+        </w:rPr>
+        <w:br/>
+      </w:r>
+      <w:r>
+        <w:t xml:space="preserve">Talk series to general public about local ecology during </w:t>
+      </w:r>
+      <w:r>
+        <w:t xml:space="preserve">free </w:t>
+      </w:r>
+      <w:r>
+        <w:t>art workshop</w:t>
+      </w:r>
+    </w:p>
+    <w:p>
+      <w:pPr>
+        <w:tabs>
+          <w:tab w:val="left" w:pos="720"/>
+          <w:tab w:val="right" w:pos="9360"/>
+        </w:tabs>
+        <w:ind w:left="720" w:hanging="720"/>
+      </w:pPr>
+      <w:r>
+        <w:rPr>
+          <w:b/>
+          <w:bCs/>
+          <w:sz w:val="24"/>
+          <w:szCs w:val="24"/>
+        </w:rPr>
+        <w:t xml:space="preserve">Tree Canopy Assessment </w:t>
+      </w:r>
+      <w:r>
+        <w:t>| US Forest Service, CSUN Urban Forestry</w:t>
+      </w:r>
+      <w:r>
+        <w:tab/>
+      </w:r>
+      <w:r>
+        <w:rPr>
+          <w:sz w:val="24"/>
+          <w:szCs w:val="24"/>
+        </w:rPr>
+        <w:t>2026</w:t>
+      </w:r>
+      <w:r>
+        <w:br/>
+      </w:r>
+      <w:r>
+        <w:t>Research project in the f</w:t>
+      </w:r>
+      <w:r>
+        <w:t>ire-affected neighborhoods of Altadena, CA</w:t>
+      </w:r>
+    </w:p>
+    <w:p>
+      <w:pPr>
+        <w:tabs>
+          <w:tab w:val="left" w:pos="720"/>
+          <w:tab w:val="right" w:pos="9360"/>
+        </w:tabs>
+        <w:ind w:left="720" w:hanging="720"/>
+      </w:pPr>
+      <w:r>
+        <w:rPr>
+          <w:b/>
+          <w:bCs/>
+          <w:sz w:val="24"/>
+          <w:szCs w:val="24"/>
+        </w:rPr>
+        <w:t>President</w:t>
+      </w:r>
+      <w:r>
+        <w:rPr>
+          <w:sz w:val="24"/>
+          <w:szCs w:val="24"/>
+        </w:rPr>
+        <w:t xml:space="preserve"> </w:t>
+      </w:r>
+      <w:r>
+        <w:t>| Behavior, Ecology, and Evolution Research Club</w:t>
+      </w:r>
+      <w:r>
+        <w:tab/>
+      </w:r>
+      <w:r>
+        <w:rPr>
+          <w:sz w:val="24"/>
+          <w:szCs w:val="24"/>
+        </w:rPr>
+        <w:t>2024–2025</w:t>
+      </w:r>
+      <w:r>
+        <w:br/>
+      </w:r>
+      <w:r>
+        <w:t xml:space="preserve">CSUN’s </w:t>
+      </w:r>
+      <w:r>
+        <w:t>ecology and evolution focused student club</w:t>
+      </w:r>
+    </w:p>
+    <w:p>
+      <w:pPr>
+        <w:pBdr>
+          <w:bottom w:val="single" w:sz="4" w:space="1" w:color="auto"/>
+        </w:pBdr>
+        <w:spacing w:before="240" w:after="240" w:line="240" w:lineRule="auto"/>
+        <w:ind w:left="3960" w:hanging="3960"/>
+        <w:rPr>
+          <w:rFonts w:ascii="Avenir Next LT Pro" w:eastAsia="Calibri" w:hAnsi="Avenir Next LT Pro" w:cs="Times New Roman"/>
+          <w:i/>
+          <w:iCs/>
+        </w:rPr>
+      </w:pPr>
+      <w:r>
+        <w:rPr>
+          <w:rFonts w:ascii="Avenir Next LT Pro" w:eastAsia="Calibri" w:hAnsi="Avenir Next LT Pro" w:cs="Times New Roman"/>
+          <w:color w:val="538135"/>
+          <w:sz w:val="32"/>
+          <w:szCs w:val="32"/>
+        </w:rPr>
+        <w:t>Presentations</w:t>
+      </w:r>
+      <w:r>
+        <w:rPr>
+          <w:rFonts w:ascii="Avenir Next LT Pro" w:eastAsia="Calibri" w:hAnsi="Avenir Next LT Pro" w:cs="Times New Roman"/>
+          <w:sz w:val="32"/>
+          <w:szCs w:val="32"/>
+        </w:rPr>
+        <w:tab/>
+      </w:r>
+      <w:r>
+        <w:rPr>
+          <w:rFonts w:eastAsia="Calibri" w:cs="Times New Roman"/>
+          <w:i/>
+          <w:iCs/>
+        </w:rPr>
+        <w:t>* denotes presenter</w:t>
+      </w:r>
+    </w:p>
+    <w:p>
+      <w:pPr>
+        <w:ind w:left="720" w:hanging="720"/>
+        <w:rPr>
+          <w:rFonts w:eastAsia="Calibri" w:cs="Times New Roman"/>
+          <w:b/>
+          <w:bCs/>
+        </w:rPr>
+      </w:pPr>
+      <w:r>
+        <w:rPr>
+          <w:rFonts w:eastAsia="Calibri" w:cs="Times New Roman"/>
+          <w:b/>
+          <w:bCs/>
+        </w:rPr>
+        <w:t>Mendelson, A. A*.</w:t>
+      </w:r>
+      <w:r>
+        <w:rPr>
+          <w:rFonts w:eastAsia="Calibri" w:cs="Times New Roman"/>
+        </w:rPr>
+        <w:t>, C. P. terHorst.</w:t>
+      </w:r>
+      <w:r>
+        <w:rPr>
+          <w:rFonts w:eastAsia="Calibri" w:cs="Times New Roman"/>
+          <w:b/>
+          <w:bCs/>
+        </w:rPr>
+        <w:t xml:space="preserve"> </w:t>
+      </w:r>
+      <w:r>
+        <w:rPr>
+          <w:rFonts w:eastAsia="Calibri" w:cs="Times New Roman"/>
+        </w:rPr>
+        <w:t>2025. The search for indirect ecological effect of evolution in pitcher plant rotifers. Western Society of Naturalists, San Diego, CA [</w:t>
+      </w:r>
+      <w:r>
+        <w:rPr>
+          <w:rFonts w:eastAsia="Calibri" w:cs="Times New Roman"/>
+          <w:b/>
+          <w:bCs/>
+        </w:rPr>
+        <w:t>talk</w:t>
+      </w:r>
+      <w:r>
+        <w:rPr>
+          <w:rFonts w:eastAsia="Calibri" w:cs="Times New Roman"/>
+        </w:rPr>
+        <w:t>]</w:t>
+      </w:r>
+    </w:p>
+    <w:p>
+      <w:pPr>
+        <w:ind w:left="720" w:hanging="720"/>
+        <w:rPr>
+          <w:rFonts w:eastAsia="Calibri" w:cs="Times New Roman"/>
+        </w:rPr>
+      </w:pPr>
+      <w:r>
+        <w:rPr>
+          <w:rFonts w:eastAsia="Calibri" w:cs="Times New Roman"/>
+          <w:b/>
+          <w:bCs/>
+        </w:rPr>
+        <w:t>Mendelson, A. A*.</w:t>
+      </w:r>
+      <w:r>
+        <w:rPr>
+          <w:rFonts w:eastAsia="Calibri" w:cs="Times New Roman"/>
+        </w:rPr>
+        <w:t>, C. P. terHorst.</w:t>
+      </w:r>
+      <w:r>
+        <w:rPr>
+          <w:rFonts w:eastAsia="Calibri" w:cs="Times New Roman"/>
+          <w:b/>
+          <w:bCs/>
+        </w:rPr>
+        <w:t xml:space="preserve"> </w:t>
+      </w:r>
+      <w:r>
+        <w:rPr>
+          <w:rFonts w:eastAsia="Calibri" w:cs="Times New Roman"/>
+        </w:rPr>
+        <w:t>2025. Does response to increased temperature differ among clones of pitcher plant rotifers? Evolution, Athens, GA [</w:t>
+      </w:r>
+      <w:r>
+        <w:rPr>
+          <w:rFonts w:eastAsia="Calibri" w:cs="Times New Roman"/>
+          <w:b/>
+          <w:bCs/>
+        </w:rPr>
+        <w:t>poster</w:t>
+      </w:r>
+      <w:r>
+        <w:rPr>
+          <w:rFonts w:eastAsia="Calibri" w:cs="Times New Roman"/>
+        </w:rPr>
+        <w:t>]</w:t>
+      </w:r>
+    </w:p>
+    <w:p>
+      <w:pPr>
+        <w:ind w:left="720" w:hanging="720"/>
+        <w:rPr>
+          <w:rFonts w:eastAsia="Calibri" w:cs="Times New Roman"/>
+        </w:rPr>
+      </w:pPr>
+      <w:r>
+        <w:rPr>
+          <w:rFonts w:eastAsia="Calibri" w:cs="Times New Roman"/>
+          <w:b/>
+          <w:bCs/>
+        </w:rPr>
+        <w:t>Mendelson, A. A*.</w:t>
+      </w:r>
+      <w:r>
+        <w:rPr>
+          <w:rFonts w:eastAsia="Calibri" w:cs="Times New Roman"/>
+        </w:rPr>
+        <w:t>, C. P. terHorst. P. 2024. Different effects of temperature on pitcher plant rotifer clones. Ecological Society of America, Long Beach, CA [</w:t>
+      </w:r>
+      <w:r>
+        <w:rPr>
+          <w:rFonts w:eastAsia="Calibri" w:cs="Times New Roman"/>
+          <w:b/>
+          <w:bCs/>
+        </w:rPr>
+        <w:t>poster</w:t>
+      </w:r>
+      <w:r>
+        <w:rPr>
+          <w:rFonts w:eastAsia="Calibri" w:cs="Times New Roman"/>
+        </w:rPr>
+        <w:t>]</w:t>
+      </w:r>
+    </w:p>
+    <w:p>
+      <w:pPr>
+        <w:ind w:left="720" w:hanging="720"/>
+        <w:rPr>
+          <w:rFonts w:eastAsia="Calibri" w:cs="Times New Roman"/>
+        </w:rPr>
+      </w:pPr>
+      <w:r>
+        <w:rPr>
+          <w:rFonts w:eastAsia="Calibri" w:cs="Times New Roman"/>
+          <w:b/>
+          <w:bCs/>
+        </w:rPr>
+        <w:t>Mendelson, A. A*.</w:t>
+      </w:r>
+      <w:r>
+        <w:rPr>
+          <w:rFonts w:eastAsia="Calibri" w:cs="Times New Roman"/>
+        </w:rPr>
+        <w:t>, C. P. terHorst. 2024. Ecological effect of evolution in pitcher plant rotifers as a response to temperature stress. CSUNposium, Northridge, CA [</w:t>
+      </w:r>
+      <w:r>
+        <w:rPr>
+          <w:rFonts w:eastAsia="Calibri" w:cs="Times New Roman"/>
+          <w:b/>
+          <w:bCs/>
+        </w:rPr>
+        <w:t>poster</w:t>
+      </w:r>
+      <w:r>
+        <w:rPr>
+          <w:rFonts w:eastAsia="Calibri" w:cs="Times New Roman"/>
+        </w:rPr>
+        <w:t>]</w:t>
+      </w:r>
+    </w:p>
+    <w:p>
+      <w:pPr>
+        <w:ind w:left="720" w:hanging="720"/>
+        <w:rPr>
+          <w:rFonts w:eastAsia="Calibri" w:cs="Times New Roman"/>
+        </w:rPr>
+      </w:pPr>
+      <w:r>
+        <w:rPr>
+          <w:rFonts w:eastAsia="Calibri" w:cs="Times New Roman"/>
+          <w:b/>
+          <w:bCs/>
+        </w:rPr>
+        <w:t>Mendelson, A. A*.,</w:t>
+      </w:r>
+      <w:r>
+        <w:rPr>
+          <w:rFonts w:eastAsia="Calibri" w:cs="Times New Roman"/>
+        </w:rPr>
+        <w:t xml:space="preserve"> K. Nuon, B. Pernet. 2022, 2023. It’s all a big mistake: larval errors and the formation of new aggregations of the serpulid annelid </w:t>
+      </w:r>
+      <w:r>
+        <w:rPr>
+          <w:rFonts w:eastAsia="Calibri" w:cs="Times New Roman"/>
+          <w:i/>
+          <w:iCs/>
+        </w:rPr>
+        <w:t>Ficopomatus enigmaticus</w:t>
+      </w:r>
+      <w:r>
+        <w:rPr>
+          <w:rFonts w:eastAsia="Calibri" w:cs="Times New Roman"/>
+        </w:rPr>
+        <w:t>. Western Society of Naturalists, Monterey, CA [</w:t>
+      </w:r>
+      <w:r>
+        <w:rPr>
+          <w:rFonts w:eastAsia="Calibri" w:cs="Times New Roman"/>
+          <w:b/>
+          <w:bCs/>
+        </w:rPr>
+        <w:t>talk</w:t>
+      </w:r>
+      <w:r>
+        <w:rPr>
+          <w:rFonts w:eastAsia="Calibri" w:cs="Times New Roman"/>
+        </w:rPr>
+        <w:t>]; Southern California Academy of Sciences, Santa Barbara, CA [</w:t>
+      </w:r>
+      <w:r>
+        <w:rPr>
+          <w:rFonts w:eastAsia="Calibri" w:cs="Times New Roman"/>
+          <w:b/>
+          <w:bCs/>
+        </w:rPr>
+        <w:t>talk</w:t>
+      </w:r>
+      <w:r>
+        <w:rPr>
+          <w:rFonts w:eastAsia="Calibri" w:cs="Times New Roman"/>
+        </w:rPr>
+        <w:t>]; California Estuarine Research Society, Costa Mesa, CA [</w:t>
+      </w:r>
+      <w:r>
+        <w:rPr>
+          <w:rFonts w:eastAsia="Calibri" w:cs="Times New Roman"/>
+          <w:b/>
+          <w:bCs/>
+        </w:rPr>
+        <w:t>poster</w:t>
+      </w:r>
+      <w:r>
+        <w:rPr>
+          <w:rFonts w:eastAsia="Calibri" w:cs="Times New Roman"/>
+        </w:rPr>
+        <w:t>]; Western Society of Naturalists, Oxnard, CA [</w:t>
+      </w:r>
+      <w:r>
+        <w:rPr>
+          <w:rFonts w:eastAsia="Calibri" w:cs="Times New Roman"/>
+          <w:b/>
+          <w:bCs/>
+        </w:rPr>
+        <w:t>poster</w:t>
+      </w:r>
+      <w:r>
+        <w:rPr>
+          <w:rFonts w:eastAsia="Calibri" w:cs="Times New Roman"/>
+        </w:rPr>
+        <w:t>]</w:t>
+      </w:r>
+    </w:p>
+    <w:p>
+      <w:pPr>
+        <w:pBdr>
+          <w:bottom w:val="single" w:sz="4" w:space="1" w:color="auto"/>
+        </w:pBdr>
+        <w:spacing w:before="240" w:after="240" w:line="240" w:lineRule="auto"/>
+        <w:ind w:left="3960" w:hanging="3960"/>
+        <w:rPr>
+          <w:rFonts w:ascii="Avenir Next LT Pro" w:eastAsia="Calibri" w:hAnsi="Avenir Next LT Pro" w:cs="Times New Roman"/>
+          <w:i/>
+          <w:iCs/>
+        </w:rPr>
+      </w:pPr>
+      <w:r>
+        <w:rPr>
+          <w:rFonts w:ascii="Avenir Next LT Pro" w:eastAsia="Calibri" w:hAnsi="Avenir Next LT Pro" w:cs="Times New Roman"/>
+          <w:color w:val="538135"/>
+          <w:sz w:val="32"/>
+          <w:szCs w:val="32"/>
+        </w:rPr>
+        <w:t>Publications</w:t>
+      </w:r>
+    </w:p>
+    <w:p>
+      <w:pPr>
+        <w:ind w:left="720" w:hanging="720"/>
+        <w:rPr>
+          <w:rFonts w:eastAsia="Calibri" w:cs="Times New Roman"/>
+        </w:rPr>
+      </w:pPr>
+      <w:r>
+        <w:rPr>
+          <w:rFonts w:eastAsia="Calibri" w:cs="Times New Roman"/>
+          <w:b/>
+          <w:bCs/>
+        </w:rPr>
+        <w:t>Mendelson, A. A.</w:t>
+      </w:r>
+      <w:r>
+        <w:rPr>
+          <w:rFonts w:eastAsia="Calibri" w:cs="Times New Roman"/>
+        </w:rPr>
+        <w:t xml:space="preserve">, K. Nuon, B. Pernet. (2025). Gregarious and non-gregarious larval settlement in the aggregation-forming annelid </w:t>
+      </w:r>
+      <w:r>
+        <w:rPr>
+          <w:rFonts w:eastAsia="Calibri" w:cs="Times New Roman"/>
+          <w:i/>
+          <w:iCs/>
+        </w:rPr>
+        <w:t>Ficopomatus enigmaticus</w:t>
+      </w:r>
+      <w:r>
+        <w:rPr>
+          <w:rFonts w:eastAsia="Calibri" w:cs="Times New Roman"/>
+        </w:rPr>
+        <w:t xml:space="preserve">. </w:t>
+      </w:r>
+      <w:r>
+        <w:rPr>
+          <w:rFonts w:eastAsia="Calibri" w:cs="Times New Roman"/>
+          <w:i/>
+          <w:iCs/>
+        </w:rPr>
+        <w:t>Biol. Bull.</w:t>
+      </w:r>
+      <w:r>
+        <w:rPr>
+          <w:rFonts w:eastAsia="Calibri" w:cs="Times New Roman"/>
+        </w:rPr>
+        <w:t xml:space="preserve"> Online ahead of print.</w:t>
+      </w:r>
+    </w:p>
+    <w:p>
+      <w:pPr>
+        <w:tabs>
+          <w:tab w:val="left" w:pos="720"/>
+          <w:tab w:val="right" w:pos="9360"/>
+        </w:tabs>
+        <w:ind w:left="720" w:hanging="720"/>
+      </w:pPr>
+    </w:p>
+    <w:p>
+      <w:pPr>
+        <w:tabs>
+          <w:tab w:val="left" w:pos="720"/>
+          <w:tab w:val="right" w:pos="9360"/>
+        </w:tabs>
+        <w:ind w:left="720" w:hanging="720"/>
+      </w:pPr>
     </w:p>
     <w:sectPr>
       <w:type w:val="continuous"/>
@@ -977,6 +1618,127 @@
     </w:p>
   </w:footnote>
 </w:footnotes>
+</file>
+
+<file path=word/numbering.xml><?xml version="1.0" encoding="utf-8"?>
+<w:numbering xmlns:wpc="http://schemas.microsoft.com/office/word/2010/wordprocessingCanvas" xmlns:cx="http://schemas.microsoft.com/office/drawing/2014/chartex" xmlns:cx1="http://schemas.microsoft.com/office/drawing/2015/9/8/chartex" xmlns:cx2="http://schemas.microsoft.com/office/drawing/2015/10/21/chartex" xmlns:cx3="http://schemas.microsoft.com/office/drawing/2016/5/9/chartex" xmlns:cx4="http://schemas.microsoft.com/office/drawing/2016/5/10/chartex" xmlns:cx5="http://schemas.microsoft.com/office/drawing/2016/5/11/chartex" xmlns:cx6="http://schemas.microsoft.com/office/drawing/2016/5/12/chartex" xmlns:cx7="http://schemas.microsoft.com/office/drawing/2016/5/13/chartex" xmlns:cx8="http://schemas.microsoft.com/office/drawing/2016/5/14/chartex" xmlns:mc="http://schemas.openxmlformats.org/markup-compatibility/2006" xmlns:aink="http://schemas.microsoft.com/office/drawing/2016/ink" xmlns:am3d="http://schemas.microsoft.com/office/drawing/2017/model3d" xmlns:o="urn:schemas-microsoft-com:office:office" xmlns:oel="http://schemas.microsoft.com/office/2019/extlst" xmlns:r="http://schemas.openxmlformats.org/officeDocument/2006/relationships" xmlns:m="http://schemas.openxmlformats.org/officeDocument/2006/math" xmlns:v="urn:schemas-microsoft-com:vml" xmlns:wp14="http://schemas.microsoft.com/office/word/2010/wordprocessingDrawing" xmlns:wp="http://schemas.openxmlformats.org/drawingml/2006/wordprocessingDrawing" xmlns:w10="urn:schemas-microsoft-com:office:word" xmlns:w="http://schemas.openxmlformats.org/wordprocessingml/2006/main" xmlns:w14="http://schemas.microsoft.com/office/word/2010/wordml" xmlns:w15="http://schemas.microsoft.com/office/word/2012/wordml" xmlns:w16cex="http://schemas.microsoft.com/office/word/2018/wordml/cex" xmlns:w16cid="http://schemas.microsoft.com/office/word/2016/wordml/cid" xmlns:w16="http://schemas.microsoft.com/office/word/2018/wordml" xmlns:w16du="http://schemas.microsoft.com/office/word/2023/wordml/word16du" xmlns:w16sdtdh="http://schemas.microsoft.com/office/word/2020/wordml/sdtdatahash" xmlns:w16sdtfl="http://schemas.microsoft.com/office/word/2024/wordml/sdtformatlock" xmlns:w16se="http://schemas.microsoft.com/office/word/2015/wordml/symex" xmlns:wpg="http://schemas.microsoft.com/office/word/2010/wordprocessingGroup" xmlns:wpi="http://schemas.microsoft.com/office/word/2010/wordprocessingInk" xmlns:wne="http://schemas.microsoft.com/office/word/2006/wordml" xmlns:wps="http://schemas.microsoft.com/office/word/2010/wordprocessingShape" mc:Ignorable="w14 w15 w16se w16cid w16 w16cex w16sdtdh w16sdtfl w16du wp14">
+  <w:abstractNum w:abstractNumId="0" w15:restartNumberingAfterBreak="0">
+    <w:nsid w:val="10CB68C3"/>
+    <w:multiLevelType w:val="hybridMultilevel"/>
+    <w:tmpl w:val="B0AC4F9C"/>
+    <w:lvl w:ilvl="0" w:tplc="04090001">
+      <w:start w:val="1"/>
+      <w:numFmt w:val="bullet"/>
+      <w:lvlText w:val=""/>
+      <w:lvlJc w:val="left"/>
+      <w:pPr>
+        <w:ind w:left="720" w:hanging="360"/>
+      </w:pPr>
+      <w:rPr>
+        <w:rFonts w:ascii="Symbol" w:hAnsi="Symbol" w:hint="default"/>
+      </w:rPr>
+    </w:lvl>
+    <w:lvl w:ilvl="1" w:tplc="04090003" w:tentative="1">
+      <w:start w:val="1"/>
+      <w:numFmt w:val="bullet"/>
+      <w:lvlText w:val="o"/>
+      <w:lvlJc w:val="left"/>
+      <w:pPr>
+        <w:ind w:left="1440" w:hanging="360"/>
+      </w:pPr>
+      <w:rPr>
+        <w:rFonts w:ascii="Courier New" w:hAnsi="Courier New" w:cs="Courier New" w:hint="default"/>
+      </w:rPr>
+    </w:lvl>
+    <w:lvl w:ilvl="2" w:tplc="04090005" w:tentative="1">
+      <w:start w:val="1"/>
+      <w:numFmt w:val="bullet"/>
+      <w:lvlText w:val=""/>
+      <w:lvlJc w:val="left"/>
+      <w:pPr>
+        <w:ind w:left="2160" w:hanging="360"/>
+      </w:pPr>
+      <w:rPr>
+        <w:rFonts w:ascii="Wingdings" w:hAnsi="Wingdings" w:hint="default"/>
+      </w:rPr>
+    </w:lvl>
+    <w:lvl w:ilvl="3" w:tplc="04090001" w:tentative="1">
+      <w:start w:val="1"/>
+      <w:numFmt w:val="bullet"/>
+      <w:lvlText w:val=""/>
+      <w:lvlJc w:val="left"/>
+      <w:pPr>
+        <w:ind w:left="2880" w:hanging="360"/>
+      </w:pPr>
+      <w:rPr>
+        <w:rFonts w:ascii="Symbol" w:hAnsi="Symbol" w:hint="default"/>
+      </w:rPr>
+    </w:lvl>
+    <w:lvl w:ilvl="4" w:tplc="04090003" w:tentative="1">
+      <w:start w:val="1"/>
+      <w:numFmt w:val="bullet"/>
+      <w:lvlText w:val="o"/>
+      <w:lvlJc w:val="left"/>
+      <w:pPr>
+        <w:ind w:left="3600" w:hanging="360"/>
+      </w:pPr>
+      <w:rPr>
+        <w:rFonts w:ascii="Courier New" w:hAnsi="Courier New" w:cs="Courier New" w:hint="default"/>
+      </w:rPr>
+    </w:lvl>
+    <w:lvl w:ilvl="5" w:tplc="04090005" w:tentative="1">
+      <w:start w:val="1"/>
+      <w:numFmt w:val="bullet"/>
+      <w:lvlText w:val=""/>
+      <w:lvlJc w:val="left"/>
+      <w:pPr>
+        <w:ind w:left="4320" w:hanging="360"/>
+      </w:pPr>
+      <w:rPr>
+        <w:rFonts w:ascii="Wingdings" w:hAnsi="Wingdings" w:hint="default"/>
+      </w:rPr>
+    </w:lvl>
+    <w:lvl w:ilvl="6" w:tplc="04090001" w:tentative="1">
+      <w:start w:val="1"/>
+      <w:numFmt w:val="bullet"/>
+      <w:lvlText w:val=""/>
+      <w:lvlJc w:val="left"/>
+      <w:pPr>
+        <w:ind w:left="5040" w:hanging="360"/>
+      </w:pPr>
+      <w:rPr>
+        <w:rFonts w:ascii="Symbol" w:hAnsi="Symbol" w:hint="default"/>
+      </w:rPr>
+    </w:lvl>
+    <w:lvl w:ilvl="7" w:tplc="04090003" w:tentative="1">
+      <w:start w:val="1"/>
+      <w:numFmt w:val="bullet"/>
+      <w:lvlText w:val="o"/>
+      <w:lvlJc w:val="left"/>
+      <w:pPr>
+        <w:ind w:left="5760" w:hanging="360"/>
+      </w:pPr>
+      <w:rPr>
+        <w:rFonts w:ascii="Courier New" w:hAnsi="Courier New" w:cs="Courier New" w:hint="default"/>
+      </w:rPr>
+    </w:lvl>
+    <w:lvl w:ilvl="8" w:tplc="04090005" w:tentative="1">
+      <w:start w:val="1"/>
+      <w:numFmt w:val="bullet"/>
+      <w:lvlText w:val=""/>
+      <w:lvlJc w:val="left"/>
+      <w:pPr>
+        <w:ind w:left="6480" w:hanging="360"/>
+      </w:pPr>
+      <w:rPr>
+        <w:rFonts w:ascii="Wingdings" w:hAnsi="Wingdings" w:hint="default"/>
+      </w:rPr>
+    </w:lvl>
+  </w:abstractNum>
+  <w:num w:numId="1" w16cid:durableId="1973976269">
+    <w:abstractNumId w:val="0"/>
+  </w:num>
+</w:numbering>
 </file>
 
 <file path=word/styles.xml><?xml version="1.0" encoding="utf-8"?>
@@ -1379,7 +2141,7 @@
   <w:style w:type="paragraph" w:default="1" w:styleId="Normal">
     <w:name w:val="Normal"/>
     <w:qFormat/>
-    <w:rsid w:val="00D5215F"/>
+    <w:rsid w:val="00831BF3"/>
     <w:pPr>
       <w:spacing w:line="259" w:lineRule="auto"/>
     </w:pPr>
@@ -1590,7 +2352,6 @@
   <w:style w:type="character" w:default="1" w:styleId="DefaultParagraphFont">
     <w:name w:val="Default Paragraph Font"/>
     <w:uiPriority w:val="1"/>
-    <w:semiHidden/>
     <w:unhideWhenUsed/>
   </w:style>
   <w:style w:type="table" w:default="1" w:styleId="TableNormal">
